--- a/Uebungen/2026-08-29/整段翻译练习_Ein_abenteuerlicher_Ausflug.docx
+++ b/Uebungen/2026-08-29/整段翻译练习_Ein_abenteuerlicher_Ausflug.docx
@@ -1150,8 +1150,6 @@
         </w:rPr>
         <w:t>火车站发出了警告，因为一条有攻击性的狗在到处乱跑。警察封锁了广场。火车已经延误了，因此我们很晚才找到自己的车厢。我们的车厢太吵了，以至于我几乎听不清声音。我太累了，都不能够继续阅读，而且这个景观太美了，导致人们无法忽视。我学习新的词汇，通过大声朗读，伴随着我一直分心。我们下车了，没人注意到，带着我们的行李，而不是继续呆在车上。在出口我必须要快速的取钱，因为我身上没有现金了。车票是在网上预定的，车上很多欢声笑语。没有任何的争吵。</w:t>
       </w:r>
-      <w:bookmarkStart w:id="0" w:name="_GoBack"/>
-      <w:bookmarkEnd w:id="0"/>
     </w:p>
     <w:p>
       <w:pPr>
@@ -1793,6 +1791,81 @@
     </w:p>
     <w:p>
       <w:pPr>
+        <w:spacing w:after="240"/>
+      </w:pPr>
+    </w:p>
+    <w:p>
+      <w:pPr>
+        <w:spacing w:after="240"/>
+      </w:pPr>
+    </w:p>
+    <w:p>
+      <w:pPr>
+        <w:spacing w:after="240"/>
+      </w:pPr>
+    </w:p>
+    <w:p>
+      <w:pPr>
+        <w:spacing w:after="240"/>
+      </w:pPr>
+    </w:p>
+    <w:p>
+      <w:pPr>
+        <w:spacing w:after="240"/>
+      </w:pPr>
+    </w:p>
+    <w:p>
+      <w:pPr>
+        <w:spacing w:after="240"/>
+      </w:pPr>
+    </w:p>
+    <w:p>
+      <w:pPr>
+        <w:spacing w:after="240"/>
+      </w:pPr>
+    </w:p>
+    <w:p>
+      <w:pPr>
+        <w:spacing w:after="240"/>
+      </w:pPr>
+    </w:p>
+    <w:p>
+      <w:pPr>
+        <w:spacing w:after="240"/>
+      </w:pPr>
+    </w:p>
+    <w:p>
+      <w:pPr>
+        <w:spacing w:after="240"/>
+      </w:pPr>
+    </w:p>
+    <w:p>
+      <w:pPr>
+        <w:spacing w:after="240"/>
+      </w:pPr>
+    </w:p>
+    <w:p>
+      <w:pPr>
+        <w:spacing w:after="240"/>
+      </w:pPr>
+    </w:p>
+    <w:p>
+      <w:pPr>
+        <w:spacing w:after="240"/>
+      </w:pPr>
+    </w:p>
+    <w:p>
+      <w:pPr>
+        <w:spacing w:after="240"/>
+      </w:pPr>
+    </w:p>
+    <w:p>
+      <w:pPr>
+        <w:spacing w:after="240"/>
+      </w:pPr>
+    </w:p>
+    <w:p>
+      <w:pPr>
         <w:pStyle w:val="4"/>
       </w:pPr>
       <w:r>
@@ -1811,20 +1884,143 @@
           <w:rFonts w:ascii="Calibri" w:hAnsi="Calibri" w:eastAsia="微软雅黑"/>
           <w:sz w:val="23"/>
         </w:rPr>
-        <w:t>Der Weg führte abwärts in ein Tal, und je höher wir kamen, desto abenteuerlicher wurde die Aussicht. Ein alter Bauer erklärte uns den Anbau von Wein, wobei er eine Analogie zu seiner Jugend herstellte. Wir mussten die Gefahren abwägen, bevor wir abbogen, denn der Abstand zwischen den Felsen war klein. Abgesehen von einer kleinen Abschwächung des Sturms änderte sich nichts; das Wetter war aggressiver, als wir gedacht hatten. Wir durften nicht vom Weg abweichen, andernfalls hätten wir uns verlaufen. Zum Glück hatten wir einen erfahrenen Führer, ohne dessen Hilfe wir den Gipfel nie erreicht hätten. Auf dem Gipfel legten wir unsere Rucksäcke ab und genossen die Aussicht; alles wirkte ruhig und fast abstrakt. Ein Gipfel ähnelte einem schlafenden Riesen, und ich hatte keine Ahnung, dass unsere Heimat so schön sein kann. Plötzlich wurde Alarm ausgelöst, weil ein Felsblock vom Berg abgebrochen war; die Aktion musste sofort abgebrochen werden. Der Rückweg wurde uns vom Führer gezeigt, und der Abstieg wurde langsamer geplant, sodass niemand zu Schaden kam. Der Führer sagte: „Haltet Abstand, dann passiert nichts! Nur wenn alle pünktlich sind, erreichen wir den Gipfel. Beeilt euch, sonst verlieren wir das Licht.“ Der Berg sah aus, als ob er schlafen würde, und ich blieb ruhig, als wäre alles nur ein Traum. Bei gutem Wetter steigen wir nächstes Mal höher, außer wenn ein Sturm aufzieht. Ob es regnet oder die Sonne scheint, wir treffen uns um zehn Uhr — vorausgesetzt, dass alle gesund sind. Ich war fit genug, um weiterzugehen, also blieben wir nicht stehen. Es wurde dunkel, folglich kehrten wir um; infolge des Sturms war der Weg gesperrt, und das führte dazu, dass wir den Bus nehmen mussten. Der Weg war zwar steil, aber wir schafften ihn; selbst wenn es schneite, würden wir weitergehen. Wir traten der Gefahr mutig entgegen, und der Mut wurde von allen anerkannt.</w:t>
-      </w:r>
-    </w:p>
-    <w:p>
-      <w:r>
-        <w:rPr>
-          <w:rFonts w:ascii="Calibri" w:hAnsi="Calibri" w:eastAsia="微软雅黑"/>
+        <w:t xml:space="preserve">Der Weg führte abwärts in ein </w:t>
+      </w:r>
+      <w:r>
+        <w:rPr>
+          <w:rFonts w:ascii="Calibri" w:hAnsi="Calibri" w:eastAsia="微软雅黑"/>
+          <w:sz w:val="23"/>
+          <w:highlight w:val="yellow"/>
+        </w:rPr>
+        <w:t>Tal</w:t>
+      </w:r>
+      <w:r>
+        <w:rPr>
+          <w:rFonts w:ascii="Calibri" w:hAnsi="Calibri" w:eastAsia="微软雅黑"/>
+          <w:sz w:val="23"/>
+        </w:rPr>
+        <w:t xml:space="preserve">, und je höher wir kamen, desto abenteuerlicher wurde die </w:t>
+      </w:r>
+      <w:r>
+        <w:rPr>
+          <w:rFonts w:ascii="Calibri" w:hAnsi="Calibri" w:eastAsia="微软雅黑"/>
+          <w:sz w:val="23"/>
+          <w:highlight w:val="yellow"/>
+        </w:rPr>
+        <w:t>Aussicht</w:t>
+      </w:r>
+      <w:r>
+        <w:rPr>
+          <w:rFonts w:ascii="Calibri" w:hAnsi="Calibri" w:eastAsia="微软雅黑"/>
+          <w:sz w:val="23"/>
+        </w:rPr>
+        <w:t xml:space="preserve">. Ein alter Bauer erklärte uns den Anbau von Wein, wobei er eine Analogie zu seiner Jugend herstellte. Wir mussten die Gefahren abwägen, bevor wir abbogen, denn der Abstand zwischen den </w:t>
+      </w:r>
+      <w:r>
+        <w:rPr>
+          <w:rFonts w:ascii="Calibri" w:hAnsi="Calibri" w:eastAsia="微软雅黑"/>
+          <w:sz w:val="23"/>
+          <w:highlight w:val="yellow"/>
+        </w:rPr>
+        <w:t xml:space="preserve">Felsen </w:t>
+      </w:r>
+      <w:r>
+        <w:rPr>
+          <w:rFonts w:ascii="Calibri" w:hAnsi="Calibri" w:eastAsia="微软雅黑"/>
+          <w:sz w:val="23"/>
+        </w:rPr>
+        <w:t xml:space="preserve">war klein. Abgesehen von einer kleinen Abschwächung des Sturms änderte sich nichts; das Wetter war aggressiver, als wir gedacht hatten. Wir durften nicht vom Weg abweichen, andernfalls hätten wir uns </w:t>
+      </w:r>
+      <w:r>
+        <w:rPr>
+          <w:rFonts w:ascii="Calibri" w:hAnsi="Calibri" w:eastAsia="微软雅黑"/>
+          <w:sz w:val="23"/>
+          <w:highlight w:val="yellow"/>
+        </w:rPr>
+        <w:t>verlaufen</w:t>
+      </w:r>
+      <w:r>
+        <w:rPr>
+          <w:rFonts w:ascii="Calibri" w:hAnsi="Calibri" w:eastAsia="微软雅黑"/>
+          <w:sz w:val="23"/>
+        </w:rPr>
+        <w:t xml:space="preserve">. Zum Glück hatten wir einen </w:t>
+      </w:r>
+      <w:r>
+        <w:rPr>
+          <w:rFonts w:ascii="Calibri" w:hAnsi="Calibri" w:eastAsia="微软雅黑"/>
+          <w:sz w:val="23"/>
+          <w:highlight w:val="yellow"/>
+        </w:rPr>
+        <w:t>erfahrenen</w:t>
+      </w:r>
+      <w:r>
+        <w:rPr>
+          <w:rFonts w:ascii="Calibri" w:hAnsi="Calibri" w:eastAsia="微软雅黑"/>
+          <w:sz w:val="23"/>
+        </w:rPr>
+        <w:t xml:space="preserve"> Führer, ohne dessen Hilfe wir den </w:t>
+      </w:r>
+      <w:r>
+        <w:rPr>
+          <w:rFonts w:ascii="Calibri" w:hAnsi="Calibri" w:eastAsia="微软雅黑"/>
+          <w:sz w:val="23"/>
+          <w:highlight w:val="yellow"/>
+        </w:rPr>
+        <w:t xml:space="preserve">Gipfel </w:t>
+      </w:r>
+      <w:r>
+        <w:rPr>
+          <w:rFonts w:ascii="Calibri" w:hAnsi="Calibri" w:eastAsia="微软雅黑"/>
+          <w:sz w:val="23"/>
+        </w:rPr>
+        <w:t>nie erreicht hätten. Auf dem Gipfel legten wir unsere Rucksäcke ab und genossen die Aussicht; alles wirkte ruhig und fast abstrakt. Ein Gipfel ähnelte einem schlafenden Riesen, und ich hatte keine Ahnung, dass unsere Heimat so schön sein kann. Plötzlich wurde Alarm ausgelöst, weil ein Felsblock vom Berg abgebrochen war; die Aktion musste sofort abgebrochen werden. Der Rückweg wurde uns vom Führer gezeigt, und der Abstieg wurde langsamer geplant, sodass niemand zu Schaden kam. Der Führer sagte: „Haltet Abstand, dann passiert nichts! Nur wenn alle pünktlich sind, erreichen wir den Gipfel. Beeilt euch, sonst verlieren wir das Licht.“ Der Berg sah aus, als ob er schlafen würde, und ich blieb ruhig, als wäre alles nur ein Traum. Bei gutem Wetter steigen wir nächstes Mal höher, außer wenn ein Sturm aufzieht. Ob es regnet oder die Sonne scheint, wir treffen uns um zehn Uhr — vorausgesetzt, dass alle gesund sind. Ich war fit genug, um weiterzugehen, also blieben wir nicht stehen. Es wurde dunkel, folglich kehrten wir um; infolge des Sturms war der Weg gesperrt, und das führte dazu, dass wir den Bus nehmen mussten. Der Weg war zwar steil, aber wir schafften ihn; selbst wenn es schneite, würden wir weitergehen. Wir traten der Gefahr mutig entgegen, und der Mut wurde von allen anerkannt.</w:t>
+      </w:r>
+    </w:p>
+    <w:p>
+      <w:pPr>
+        <w:rPr>
+          <w:rFonts w:hint="default" w:eastAsia="微软雅黑"/>
           <w:b/>
           <w:i w:val="0"/>
           <w:color w:val="404040"/>
           <w:sz w:val="22"/>
+          <w:lang w:val="en-US" w:eastAsia="zh-CN"/>
+        </w:rPr>
+      </w:pPr>
+      <w:r>
+        <w:rPr>
+          <w:rFonts w:ascii="Calibri" w:hAnsi="Calibri" w:eastAsia="微软雅黑"/>
+          <w:b/>
+          <w:i w:val="0"/>
+          <w:color w:val="404040"/>
+          <w:sz w:val="22"/>
         </w:rPr>
         <w:t>【作答区】</w:t>
       </w:r>
+      <w:r>
+        <w:rPr>
+          <w:rFonts w:ascii="Calibri" w:hAnsi="Calibri" w:eastAsia="微软雅黑"/>
+          <w:b/>
+          <w:i w:val="0"/>
+          <w:color w:val="404040"/>
+          <w:sz w:val="22"/>
+        </w:rPr>
+        <w:br w:type="textWrapping"/>
+      </w:r>
+      <w:r>
+        <w:rPr>
+          <w:rFonts w:hint="eastAsia"/>
+          <w:b/>
+          <w:i w:val="0"/>
+          <w:color w:val="404040"/>
+          <w:sz w:val="22"/>
+          <w:lang w:val="en-US" w:eastAsia="zh-CN"/>
+        </w:rPr>
+        <w:t>这条路向下通向一个山谷，并且我们走的越高，风景就越奇幻。一位年长的农民为我们解释了葡萄的种植，同时将其与他的年轻时代做了个类比。在我们拐弯之前，我们必须权衡好危险，因为岩石之间的间隔很小。除了风暴强度略有减弱外，其他情况均未发生变化；天气比我们原先预想的更为恶劣。我们不能偏离道路，否则我们会迷失的。幸运的是我们有一个经验丰富的领导者，没有他的帮助我们无法到达这座山峰。</w:t>
+      </w:r>
+      <w:bookmarkStart w:id="0" w:name="_GoBack"/>
+      <w:bookmarkEnd w:id="0"/>
     </w:p>
     <w:p>
       <w:pPr>
